--- a/templates/empty/zks_prper.docx
+++ b/templates/empty/zks_prper.docx
@@ -11,31 +11,6 @@
           <w:szCs w:val="28"/>
         </w:rPr>
       </w:pPr>
-      <w:r>
-        <w:rPr>
-          <w:b/>
-          <w:sz w:val="28"/>
-          <w:szCs w:val="28"/>
-        </w:rPr>
-        <w:t>{{</w:t>
-      </w:r>
-      <w:r>
-        <w:rPr>
-          <w:b/>
-          <w:sz w:val="28"/>
-          <w:szCs w:val="28"/>
-          <w:lang w:val="en-US"/>
-        </w:rPr>
-        <w:t>order</w:t>
-      </w:r>
-      <w:r>
-        <w:rPr>
-          <w:b/>
-          <w:sz w:val="28"/>
-          <w:szCs w:val="28"/>
-        </w:rPr>
-        <w:t>}}</w:t>
-      </w:r>
     </w:p>
     <w:p>
       <w:pPr>
@@ -219,7 +194,7 @@
       <w:tblPr>
         <w:tblW w:w="0" w:type="auto"/>
         <w:jc w:val="center"/>
-        <w:tblLook w:val="04A0"/>
+        <w:tblLook w:val="00A0"/>
       </w:tblPr>
       <w:tblGrid>
         <w:gridCol w:w="2268"/>
@@ -294,41 +269,13 @@
                 <w:lang w:val="uk-UA"/>
               </w:rPr>
             </w:pPr>
-            <w:proofErr w:type="spellStart"/>
-            <w:r>
-              <w:rPr>
-                <w:sz w:val="28"/>
-                <w:szCs w:val="28"/>
-                <w:lang w:val="uk-UA"/>
-              </w:rPr>
-              <w:t>Салтівської</w:t>
-            </w:r>
-            <w:proofErr w:type="spellEnd"/>
-            <w:r>
-              <w:rPr>
-                <w:sz w:val="28"/>
-                <w:szCs w:val="28"/>
-                <w:lang w:val="uk-UA"/>
-              </w:rPr>
-              <w:t xml:space="preserve"> філії </w:t>
-            </w:r>
-            <w:proofErr w:type="spellStart"/>
-            <w:r>
-              <w:rPr>
-                <w:sz w:val="28"/>
-                <w:szCs w:val="28"/>
-                <w:lang w:val="uk-UA"/>
-              </w:rPr>
-              <w:t>КП</w:t>
-            </w:r>
-            <w:proofErr w:type="spellEnd"/>
-            <w:r>
-              <w:rPr>
-                <w:sz w:val="28"/>
-                <w:szCs w:val="28"/>
-                <w:lang w:val="uk-UA"/>
-              </w:rPr>
-              <w:t xml:space="preserve"> «Харківські теплові мережі»</w:t>
+            <w:r>
+              <w:rPr>
+                <w:sz w:val="28"/>
+                <w:szCs w:val="28"/>
+                <w:lang w:val="uk-UA"/>
+              </w:rPr>
+              <w:t>Салтівської філії КП «Харківські теплові мережі»</w:t>
             </w:r>
           </w:p>
         </w:tc>
@@ -360,23 +307,13 @@
                 <w:lang w:val="uk-UA"/>
               </w:rPr>
             </w:pPr>
-            <w:proofErr w:type="spellStart"/>
-            <w:r>
-              <w:rPr>
-                <w:sz w:val="28"/>
-                <w:szCs w:val="28"/>
-                <w:lang w:val="uk-UA"/>
-              </w:rPr>
-              <w:t>Вячеслава</w:t>
-            </w:r>
-            <w:proofErr w:type="spellEnd"/>
-            <w:r>
-              <w:rPr>
-                <w:sz w:val="28"/>
-                <w:szCs w:val="28"/>
-                <w:lang w:val="uk-UA"/>
-              </w:rPr>
-              <w:t xml:space="preserve"> ГЛУЩЕНКА</w:t>
+            <w:r>
+              <w:rPr>
+                <w:sz w:val="28"/>
+                <w:szCs w:val="28"/>
+                <w:lang w:val="uk-UA"/>
+              </w:rPr>
+              <w:t>Вячеслава ГЛУЩЕНКА</w:t>
             </w:r>
           </w:p>
         </w:tc>
@@ -581,43 +518,7 @@
                 <w:szCs w:val="28"/>
                 <w:lang w:val="uk-UA"/>
               </w:rPr>
-              <w:t xml:space="preserve">директора </w:t>
-            </w:r>
-            <w:proofErr w:type="spellStart"/>
-            <w:r>
-              <w:rPr>
-                <w:sz w:val="28"/>
-                <w:szCs w:val="28"/>
-                <w:lang w:val="uk-UA"/>
-              </w:rPr>
-              <w:t>КП</w:t>
-            </w:r>
-            <w:proofErr w:type="spellEnd"/>
-            <w:r>
-              <w:rPr>
-                <w:sz w:val="28"/>
-                <w:szCs w:val="28"/>
-                <w:lang w:val="uk-UA"/>
-              </w:rPr>
-              <w:t xml:space="preserve"> «</w:t>
-            </w:r>
-            <w:proofErr w:type="spellStart"/>
-            <w:r>
-              <w:rPr>
-                <w:sz w:val="28"/>
-                <w:szCs w:val="28"/>
-                <w:lang w:val="uk-UA"/>
-              </w:rPr>
-              <w:t>Житлокомсервіс</w:t>
-            </w:r>
-            <w:proofErr w:type="spellEnd"/>
-            <w:r>
-              <w:rPr>
-                <w:sz w:val="28"/>
-                <w:szCs w:val="28"/>
-                <w:lang w:val="uk-UA"/>
-              </w:rPr>
-              <w:t>»</w:t>
+              <w:t>директора КП «Житлокомсервіс»</w:t>
             </w:r>
           </w:p>
         </w:tc>
@@ -856,13 +757,6 @@
           <w:lang w:val="uk-UA"/>
         </w:rPr>
         <w:br/>
-      </w:r>
-      <w:r>
-        <w:rPr>
-          <w:sz w:val="28"/>
-          <w:szCs w:val="28"/>
-          <w:lang w:val="uk-UA"/>
-        </w:rPr>
         <w:t xml:space="preserve">№ </w:t>
       </w:r>
       <w:r>
@@ -877,7 +771,7 @@
     <w:tbl>
       <w:tblPr>
         <w:tblW w:w="10205" w:type="dxa"/>
-        <w:tblLook w:val="04A0"/>
+        <w:tblLook w:val="00A0"/>
       </w:tblPr>
       <w:tblGrid>
         <w:gridCol w:w="8591"/>
@@ -927,15 +821,7 @@
                 <w:szCs w:val="28"/>
                 <w:lang w:val="uk-UA"/>
               </w:rPr>
-              <w:t>за адресою</w:t>
-            </w:r>
-            <w:r>
-              <w:rPr>
-                <w:sz w:val="28"/>
-                <w:szCs w:val="28"/>
-                <w:lang w:val="uk-UA"/>
-              </w:rPr>
-              <w:t>:</w:t>
+              <w:t>за адресою:</w:t>
             </w:r>
           </w:p>
         </w:tc>
@@ -1021,7 +907,7 @@
     <w:tbl>
       <w:tblPr>
         <w:tblW w:w="0" w:type="auto"/>
-        <w:tblLook w:val="04A0"/>
+        <w:tblLook w:val="00A0"/>
       </w:tblPr>
       <w:tblGrid>
         <w:gridCol w:w="1701"/>
@@ -1090,41 +976,13 @@
                 <w:lang w:val="uk-UA"/>
               </w:rPr>
             </w:pPr>
-            <w:proofErr w:type="spellStart"/>
             <w:r>
               <w:rPr>
                 <w:sz w:val="24"/>
                 <w:szCs w:val="24"/>
                 <w:lang w:val="uk-UA"/>
               </w:rPr>
-              <w:t>КП</w:t>
-            </w:r>
-            <w:proofErr w:type="spellEnd"/>
-            <w:r>
-              <w:rPr>
-                <w:sz w:val="24"/>
-                <w:szCs w:val="24"/>
-                <w:lang w:val="uk-UA"/>
-              </w:rPr>
-              <w:t xml:space="preserve"> «</w:t>
-            </w:r>
-            <w:proofErr w:type="spellStart"/>
-            <w:r>
-              <w:rPr>
-                <w:sz w:val="24"/>
-                <w:szCs w:val="24"/>
-                <w:lang w:val="uk-UA"/>
-              </w:rPr>
-              <w:t>Житлокомсервіс</w:t>
-            </w:r>
-            <w:proofErr w:type="spellEnd"/>
-            <w:r>
-              <w:rPr>
-                <w:sz w:val="24"/>
-                <w:szCs w:val="24"/>
-                <w:lang w:val="uk-UA"/>
-              </w:rPr>
-              <w:t>»</w:t>
+              <w:t>КП «Житлокомсервіс»</w:t>
             </w:r>
           </w:p>
         </w:tc>
@@ -1340,41 +1198,13 @@
                 <w:lang w:val="uk-UA"/>
               </w:rPr>
             </w:pPr>
-            <w:proofErr w:type="spellStart"/>
-            <w:r>
-              <w:rPr>
-                <w:sz w:val="28"/>
-                <w:szCs w:val="28"/>
-                <w:lang w:val="uk-UA"/>
-              </w:rPr>
-              <w:t>КП</w:t>
-            </w:r>
-            <w:proofErr w:type="spellEnd"/>
-            <w:r>
-              <w:rPr>
-                <w:sz w:val="28"/>
-                <w:szCs w:val="28"/>
-                <w:lang w:val="uk-UA"/>
-              </w:rPr>
-              <w:t xml:space="preserve"> «</w:t>
-            </w:r>
-            <w:proofErr w:type="spellStart"/>
-            <w:r>
-              <w:rPr>
-                <w:sz w:val="28"/>
-                <w:szCs w:val="28"/>
-                <w:lang w:val="uk-UA"/>
-              </w:rPr>
-              <w:t>Житлокомсервіс</w:t>
-            </w:r>
-            <w:proofErr w:type="spellEnd"/>
-            <w:r>
-              <w:rPr>
-                <w:sz w:val="28"/>
-                <w:szCs w:val="28"/>
-                <w:lang w:val="uk-UA"/>
-              </w:rPr>
-              <w:t>»</w:t>
+            <w:r>
+              <w:rPr>
+                <w:sz w:val="28"/>
+                <w:szCs w:val="28"/>
+                <w:lang w:val="uk-UA"/>
+              </w:rPr>
+              <w:t>КП «Житлокомсервіс»</w:t>
             </w:r>
           </w:p>
         </w:tc>
@@ -1441,23 +1271,13 @@
                 <w:lang w:val="uk-UA"/>
               </w:rPr>
             </w:pPr>
-            <w:proofErr w:type="spellStart"/>
-            <w:r>
-              <w:rPr>
-                <w:sz w:val="28"/>
-                <w:szCs w:val="28"/>
-                <w:lang w:val="uk-UA"/>
-              </w:rPr>
-              <w:t>Салтівської</w:t>
-            </w:r>
-            <w:proofErr w:type="spellEnd"/>
-            <w:r>
-              <w:rPr>
-                <w:sz w:val="28"/>
-                <w:szCs w:val="28"/>
-                <w:lang w:val="uk-UA"/>
-              </w:rPr>
-              <w:t xml:space="preserve"> філії</w:t>
+            <w:r>
+              <w:rPr>
+                <w:sz w:val="28"/>
+                <w:szCs w:val="28"/>
+                <w:lang w:val="uk-UA"/>
+              </w:rPr>
+              <w:t>Салтівської філії</w:t>
             </w:r>
           </w:p>
           <w:p>
@@ -1469,23 +1289,13 @@
                 <w:lang w:val="uk-UA"/>
               </w:rPr>
             </w:pPr>
-            <w:proofErr w:type="spellStart"/>
-            <w:r>
-              <w:rPr>
-                <w:sz w:val="28"/>
-                <w:szCs w:val="28"/>
-                <w:lang w:val="uk-UA"/>
-              </w:rPr>
-              <w:t>КП</w:t>
-            </w:r>
-            <w:proofErr w:type="spellEnd"/>
-            <w:r>
-              <w:rPr>
-                <w:sz w:val="28"/>
-                <w:szCs w:val="28"/>
-                <w:lang w:val="uk-UA"/>
-              </w:rPr>
-              <w:t xml:space="preserve"> «Харківські теплові мережі»</w:t>
+            <w:r>
+              <w:rPr>
+                <w:sz w:val="28"/>
+                <w:szCs w:val="28"/>
+                <w:lang w:val="uk-UA"/>
+              </w:rPr>
+              <w:t>КП «Харківські теплові мережі»</w:t>
             </w:r>
           </w:p>
         </w:tc>
@@ -1580,23 +1390,13 @@
                 <w:lang w:val="uk-UA"/>
               </w:rPr>
             </w:pPr>
-            <w:proofErr w:type="spellStart"/>
-            <w:r>
-              <w:rPr>
-                <w:sz w:val="28"/>
-                <w:szCs w:val="28"/>
-                <w:lang w:val="uk-UA"/>
-              </w:rPr>
-              <w:t>Вячеслав</w:t>
-            </w:r>
-            <w:proofErr w:type="spellEnd"/>
-            <w:r>
-              <w:rPr>
-                <w:sz w:val="28"/>
-                <w:szCs w:val="28"/>
-                <w:lang w:val="uk-UA"/>
-              </w:rPr>
-              <w:t xml:space="preserve"> ГЛУЩЕНКО</w:t>
+            <w:r>
+              <w:rPr>
+                <w:sz w:val="28"/>
+                <w:szCs w:val="28"/>
+                <w:lang w:val="uk-UA"/>
+              </w:rPr>
+              <w:t>Вячеслав ГЛУЩЕНКО</w:t>
             </w:r>
           </w:p>
         </w:tc>
@@ -1636,6 +1436,8 @@
     <w:rPrDefault>
       <w:rPr>
         <w:rFonts w:ascii="Calibri" w:eastAsia="Calibri" w:hAnsi="Calibri" w:cs="Times New Roman"/>
+        <w:sz w:val="22"/>
+        <w:szCs w:val="22"/>
         <w:lang w:val="ru-RU" w:eastAsia="ru-RU" w:bidi="ar-SA"/>
       </w:rPr>
     </w:rPrDefault>
@@ -1667,7 +1469,7 @@
     <w:lsdException w:name="Subtitle" w:locked="1" w:semiHidden="0" w:uiPriority="0" w:unhideWhenUsed="0" w:qFormat="1"/>
     <w:lsdException w:name="Strong" w:locked="1" w:semiHidden="0" w:uiPriority="0" w:unhideWhenUsed="0" w:qFormat="1"/>
     <w:lsdException w:name="Emphasis" w:locked="1" w:semiHidden="0" w:uiPriority="0" w:unhideWhenUsed="0" w:qFormat="1"/>
-    <w:lsdException w:name="Table Grid" w:locked="1" w:semiHidden="0" w:uiPriority="59" w:unhideWhenUsed="0"/>
+    <w:lsdException w:name="Table Grid" w:locked="1" w:semiHidden="0" w:uiPriority="0" w:unhideWhenUsed="0"/>
     <w:lsdException w:name="Placeholder Text" w:unhideWhenUsed="0"/>
     <w:lsdException w:name="No Spacing" w:semiHidden="0" w:uiPriority="1" w:unhideWhenUsed="0" w:qFormat="1"/>
     <w:lsdException w:name="Light Shading" w:semiHidden="0" w:uiPriority="60" w:unhideWhenUsed="0"/>
@@ -1780,7 +1582,7 @@
     <w:lsdException w:name="Bibliography" w:uiPriority="37"/>
     <w:lsdException w:name="TOC Heading" w:uiPriority="39" w:qFormat="1"/>
   </w:latentStyles>
-  <w:style w:type="paragraph" w:default="1" w:styleId="a">
+  <w:style w:type="paragraph" w:default="1" w:styleId="Normal">
     <w:name w:val="Normal"/>
     <w:qFormat/>
     <w:rsid w:val="001D625D"/>
@@ -1791,16 +1593,17 @@
     <w:rPr>
       <w:rFonts w:ascii="Times New Roman" w:eastAsia="Times New Roman" w:hAnsi="Times New Roman"/>
       <w:color w:val="000000"/>
+      <w:sz w:val="20"/>
+      <w:szCs w:val="20"/>
       <w:lang w:eastAsia="ar-SA"/>
     </w:rPr>
   </w:style>
-  <w:style w:type="character" w:default="1" w:styleId="a0">
+  <w:style w:type="character" w:default="1" w:styleId="DefaultParagraphFont">
     <w:name w:val="Default Paragraph Font"/>
-    <w:uiPriority w:val="1"/>
+    <w:uiPriority w:val="99"/>
     <w:semiHidden/>
-    <w:unhideWhenUsed/>
   </w:style>
-  <w:style w:type="table" w:default="1" w:styleId="a1">
+  <w:style w:type="table" w:default="1" w:styleId="TableNormal">
     <w:name w:val="Normal Table"/>
     <w:uiPriority w:val="99"/>
     <w:semiHidden/>
@@ -1816,19 +1619,21 @@
       </w:tblCellMar>
     </w:tblPr>
   </w:style>
-  <w:style w:type="numbering" w:default="1" w:styleId="a2">
+  <w:style w:type="numbering" w:default="1" w:styleId="NoList">
     <w:name w:val="No List"/>
     <w:uiPriority w:val="99"/>
     <w:semiHidden/>
     <w:unhideWhenUsed/>
   </w:style>
-  <w:style w:type="table" w:styleId="a3">
+  <w:style w:type="table" w:styleId="TableGrid">
     <w:name w:val="Table Grid"/>
-    <w:basedOn w:val="a1"/>
-    <w:uiPriority w:val="59"/>
+    <w:basedOn w:val="TableNormal"/>
+    <w:uiPriority w:val="99"/>
     <w:locked/>
     <w:rsid w:val="00A34672"/>
     <w:rPr>
+      <w:sz w:val="20"/>
+      <w:szCs w:val="20"/>
       <w:lang w:eastAsia="en-US"/>
     </w:rPr>
     <w:tblPr>
